--- a/WK6AssgnAdhikariR.docx
+++ b/WK6AssgnAdhikariR.docx
@@ -74,6 +74,28 @@
             </w:rPr>
             <w:br/>
             <w:t>Walden University</w:t>
+          </w:r>
+        </w:p>
+        <w:p>
+          <w:pPr>
+            <w:pStyle w:val="NoSpacing"/>
+            <w:spacing w:after="240" w:line="480" w:lineRule="auto"/>
+            <w:jc w:val="center"/>
+            <w:rPr>
+              <w:rFonts w:ascii="Times New Roman" w:hAnsi="Times New Roman" w:cs="Times New Roman"/>
+              <w:color w:val="000000" w:themeColor="text1"/>
+              <w:sz w:val="48"/>
+              <w:szCs w:val="48"/>
+            </w:rPr>
+          </w:pPr>
+          <w:r>
+            <w:rPr>
+              <w:rFonts w:ascii="Times New Roman" w:hAnsi="Times New Roman" w:cs="Times New Roman"/>
+              <w:color w:val="000000" w:themeColor="text1"/>
+              <w:sz w:val="48"/>
+              <w:szCs w:val="48"/>
+            </w:rPr>
+            <w:t>NURS-6451</w:t>
           </w:r>
           <w:r>
             <w:rPr>
@@ -148,7 +170,30 @@
         </w:p>
       </w:sdtContent>
     </w:sdt>
-    <w:p/>
+    <w:p>
+      <w:pPr>
+        <w:rPr>
+          <w:b/>
+          <w:bCs/>
+        </w:rPr>
+      </w:pPr>
+      <w:r>
+        <w:rPr>
+          <w:b/>
+          <w:bCs/>
+        </w:rPr>
+        <w:lastRenderedPageBreak/>
+        <w:t>Topic: Evaluation Plan Project: Literature Review</w:t>
+      </w:r>
+    </w:p>
+    <w:p>
+      <w:pPr>
+        <w:rPr>
+          <w:b/>
+          <w:bCs/>
+        </w:rPr>
+      </w:pPr>
+    </w:p>
     <w:p>
       <w:pPr>
         <w:spacing w:before="100" w:beforeAutospacing="1" w:after="100" w:afterAutospacing="1" w:line="480" w:lineRule="auto"/>
@@ -1096,22 +1141,7 @@
         <w:ind w:left="720"/>
       </w:pPr>
       <w:r>
-        <w:t xml:space="preserve"> </w:t>
-      </w:r>
-      <w:r>
-        <w:t>e</w:t>
-      </w:r>
-      <w:r>
-        <w:t>xplore</w:t>
-      </w:r>
-      <w:r>
-        <w:t xml:space="preserve"> </w:t>
-      </w:r>
-      <w:r>
-        <w:t xml:space="preserve">the </w:t>
-      </w:r>
-      <w:r>
-        <w:t xml:space="preserve">usability of the </w:t>
+        <w:t xml:space="preserve"> explore the usability of the </w:t>
       </w:r>
       <w:r>
         <w:t>system and</w:t>
@@ -2133,31 +2163,7 @@
             <w:color w:val="000000" w:themeColor="text1"/>
             <w:shd w:val="clear" w:color="auto" w:fill="FFFFFF"/>
           </w:rPr>
-          <w:t>https://doi.org/10</w:t>
-        </w:r>
-        <w:r>
-          <w:rPr>
-            <w:rStyle w:val="Hyperlink"/>
-            <w:color w:val="000000" w:themeColor="text1"/>
-            <w:shd w:val="clear" w:color="auto" w:fill="FFFFFF"/>
-          </w:rPr>
-          <w:t>.</w:t>
-        </w:r>
-        <w:r>
-          <w:rPr>
-            <w:rStyle w:val="Hyperlink"/>
-            <w:color w:val="000000" w:themeColor="text1"/>
-            <w:shd w:val="clear" w:color="auto" w:fill="FFFFFF"/>
-          </w:rPr>
-          <w:t>1</w:t>
-        </w:r>
-        <w:r>
-          <w:rPr>
-            <w:rStyle w:val="Hyperlink"/>
-            <w:color w:val="000000" w:themeColor="text1"/>
-            <w:shd w:val="clear" w:color="auto" w:fill="FFFFFF"/>
-          </w:rPr>
-          <w:t>055/a-2077-2457</w:t>
+          <w:t>https://doi.org/10.1055/a-2077-2457</w:t>
         </w:r>
       </w:hyperlink>
     </w:p>
@@ -2260,55 +2266,7 @@
             <w:color w:val="000000" w:themeColor="text1"/>
             <w:shd w:val="clear" w:color="auto" w:fill="FFFFFF"/>
           </w:rPr>
-          <w:t>https://doi.org</w:t>
-        </w:r>
-        <w:r>
-          <w:rPr>
-            <w:rStyle w:val="Hyperlink"/>
-            <w:color w:val="000000" w:themeColor="text1"/>
-            <w:shd w:val="clear" w:color="auto" w:fill="FFFFFF"/>
-          </w:rPr>
-          <w:t>/</w:t>
-        </w:r>
-        <w:r>
-          <w:rPr>
-            <w:rStyle w:val="Hyperlink"/>
-            <w:color w:val="000000" w:themeColor="text1"/>
-            <w:shd w:val="clear" w:color="auto" w:fill="FFFFFF"/>
-          </w:rPr>
-          <w:t>10.10</w:t>
-        </w:r>
-        <w:r>
-          <w:rPr>
-            <w:rStyle w:val="Hyperlink"/>
-            <w:color w:val="000000" w:themeColor="text1"/>
-            <w:shd w:val="clear" w:color="auto" w:fill="FFFFFF"/>
-          </w:rPr>
-          <w:t>9</w:t>
-        </w:r>
-        <w:r>
-          <w:rPr>
-            <w:rStyle w:val="Hyperlink"/>
-            <w:color w:val="000000" w:themeColor="text1"/>
-            <w:shd w:val="clear" w:color="auto" w:fill="FFFFFF"/>
-          </w:rPr>
-          <w:t>7/</w:t>
-        </w:r>
-        <w:r>
-          <w:rPr>
-            <w:rStyle w:val="Hyperlink"/>
-            <w:color w:val="000000" w:themeColor="text1"/>
-            <w:shd w:val="clear" w:color="auto" w:fill="FFFFFF"/>
-          </w:rPr>
-          <w:t>C</w:t>
-        </w:r>
-        <w:r>
-          <w:rPr>
-            <w:rStyle w:val="Hyperlink"/>
-            <w:color w:val="000000" w:themeColor="text1"/>
-            <w:shd w:val="clear" w:color="auto" w:fill="FFFFFF"/>
-          </w:rPr>
-          <w:t>IN.0000000000000846</w:t>
+          <w:t>https://doi.org/10.1097/CIN.0000000000000846</w:t>
         </w:r>
       </w:hyperlink>
     </w:p>
@@ -2458,35 +2416,7 @@
             <w:rStyle w:val="Hyperlink"/>
             <w:color w:val="000000" w:themeColor="text1"/>
           </w:rPr>
-          <w:t>https://doi.org/10</w:t>
-        </w:r>
-        <w:r>
-          <w:rPr>
-            <w:rStyle w:val="Hyperlink"/>
-            <w:color w:val="000000" w:themeColor="text1"/>
-          </w:rPr>
-          <w:t>.</w:t>
-        </w:r>
-        <w:r>
-          <w:rPr>
-            <w:rStyle w:val="Hyperlink"/>
-            <w:color w:val="000000" w:themeColor="text1"/>
-          </w:rPr>
-          <w:t>1186/s12912-</w:t>
-        </w:r>
-        <w:r>
-          <w:rPr>
-            <w:rStyle w:val="Hyperlink"/>
-            <w:color w:val="000000" w:themeColor="text1"/>
-          </w:rPr>
-          <w:t>0</w:t>
-        </w:r>
-        <w:r>
-          <w:rPr>
-            <w:rStyle w:val="Hyperlink"/>
-            <w:color w:val="000000" w:themeColor="text1"/>
-          </w:rPr>
-          <w:t>23-01382-x</w:t>
+          <w:t>https://doi.org/10.1186/s12912-023-01382-x</w:t>
         </w:r>
       </w:hyperlink>
     </w:p>
@@ -2644,23 +2574,7 @@
             <w:color w:val="000000" w:themeColor="text1"/>
             <w:shd w:val="clear" w:color="auto" w:fill="FFFFFF"/>
           </w:rPr>
-          <w:t>https://doi.org/10.1136</w:t>
-        </w:r>
-        <w:r>
-          <w:rPr>
-            <w:rStyle w:val="Hyperlink"/>
-            <w:color w:val="000000" w:themeColor="text1"/>
-            <w:shd w:val="clear" w:color="auto" w:fill="FFFFFF"/>
-          </w:rPr>
-          <w:t>/</w:t>
-        </w:r>
-        <w:r>
-          <w:rPr>
-            <w:rStyle w:val="Hyperlink"/>
-            <w:color w:val="000000" w:themeColor="text1"/>
-            <w:shd w:val="clear" w:color="auto" w:fill="FFFFFF"/>
-          </w:rPr>
-          <w:t>bmjoq-2022-002023</w:t>
+          <w:t>https://doi.org/10.1136/bmjoq-2022-002023</w:t>
         </w:r>
       </w:hyperlink>
     </w:p>
@@ -2881,23 +2795,7 @@
             <w:color w:val="000000" w:themeColor="text1"/>
             <w:shd w:val="clear" w:color="auto" w:fill="FFFFFF"/>
           </w:rPr>
-          <w:t>https://do</w:t>
-        </w:r>
-        <w:r>
-          <w:rPr>
-            <w:rStyle w:val="Hyperlink"/>
-            <w:color w:val="000000" w:themeColor="text1"/>
-            <w:shd w:val="clear" w:color="auto" w:fill="FFFFFF"/>
-          </w:rPr>
-          <w:t>i</w:t>
-        </w:r>
-        <w:r>
-          <w:rPr>
-            <w:rStyle w:val="Hyperlink"/>
-            <w:color w:val="000000" w:themeColor="text1"/>
-            <w:shd w:val="clear" w:color="auto" w:fill="FFFFFF"/>
-          </w:rPr>
-          <w:t>.org/10.1136/bmjhci-2024-101214</w:t>
+          <w:t>https://doi.org/10.1136/bmjhci-2024-101214</w:t>
         </w:r>
       </w:hyperlink>
     </w:p>
